--- a/MySql/Relational Model.docx
+++ b/MySql/Relational Model.docx
@@ -736,6 +736,23 @@
     <w:p>
       <w:pPr>
         <w:rPr>
+          <w:b/>
+          <w:bCs/>
+          <w:lang w:val="en-US"/>
+        </w:rPr>
+      </w:pPr>
+      <w:r>
+        <w:rPr>
+          <w:b/>
+          <w:bCs/>
+          <w:lang w:val="en-US"/>
+        </w:rPr>
+        <w:t>Create DB</w:t>
+      </w:r>
+    </w:p>
+    <w:p>
+      <w:pPr>
+        <w:rPr>
           <w:lang w:val="en-US"/>
         </w:rPr>
       </w:pPr>
@@ -788,6 +805,23 @@
     <w:p>
       <w:pPr>
         <w:rPr>
+          <w:b/>
+          <w:bCs/>
+          <w:lang w:val="en-US"/>
+        </w:rPr>
+      </w:pPr>
+      <w:r>
+        <w:rPr>
+          <w:b/>
+          <w:bCs/>
+          <w:lang w:val="en-US"/>
+        </w:rPr>
+        <w:t>create Table</w:t>
+      </w:r>
+    </w:p>
+    <w:p>
+      <w:pPr>
+        <w:rPr>
           <w:lang w:val="en-US"/>
         </w:rPr>
       </w:pPr>
@@ -1104,17 +1138,1298 @@
     </w:p>
     <w:p>
       <w:pPr>
-        <w:rPr>
-          <w:lang w:val="en-US"/>
-        </w:rPr>
-      </w:pPr>
-    </w:p>
-    <w:p>
-      <w:pPr>
-        <w:rPr>
-          <w:lang w:val="en-US"/>
-        </w:rPr>
-      </w:pPr>
+        <w:pStyle w:val="Heading1"/>
+        <w:rPr>
+          <w:lang w:val="en-US"/>
+        </w:rPr>
+      </w:pPr>
+      <w:r>
+        <w:rPr>
+          <w:lang w:val="en-US"/>
+        </w:rPr>
+        <w:lastRenderedPageBreak/>
+        <w:t>SQL Categories:</w:t>
+      </w:r>
+    </w:p>
+    <w:p>
+      <w:pPr>
+        <w:pStyle w:val="Subtitle"/>
+        <w:rPr>
+          <w:lang w:val="en-US"/>
+        </w:rPr>
+      </w:pPr>
+      <w:proofErr w:type="gramStart"/>
+      <w:r>
+        <w:rPr>
+          <w:lang w:val="en-US"/>
+        </w:rPr>
+        <w:t>DDL(</w:t>
+      </w:r>
+      <w:proofErr w:type="gramEnd"/>
+      <w:r>
+        <w:rPr>
+          <w:lang w:val="en-US"/>
+        </w:rPr>
+        <w:t>Data Definition Language):</w:t>
+      </w:r>
+    </w:p>
+    <w:p>
+      <w:pPr>
+        <w:rPr>
+          <w:lang w:val="en-US"/>
+        </w:rPr>
+      </w:pPr>
+      <w:r>
+        <w:rPr>
+          <w:lang w:val="en-US"/>
+        </w:rPr>
+        <w:t>Purpose: Define and modify the database structure</w:t>
+      </w:r>
+    </w:p>
+    <w:p>
+      <w:pPr>
+        <w:rPr>
+          <w:lang w:val="en-US"/>
+        </w:rPr>
+      </w:pPr>
+      <w:r>
+        <w:rPr>
+          <w:lang w:val="en-US"/>
+        </w:rPr>
+        <w:t>Common command:</w:t>
+      </w:r>
+    </w:p>
+    <w:p>
+      <w:pPr>
+        <w:rPr>
+          <w:lang w:val="en-US"/>
+        </w:rPr>
+      </w:pPr>
+      <w:r>
+        <w:rPr>
+          <w:lang w:val="en-US"/>
+        </w:rPr>
+        <w:t>CREATE, ALTER, DROP, TRUNCATE</w:t>
+      </w:r>
+    </w:p>
+    <w:p>
+      <w:pPr>
+        <w:pStyle w:val="Subtitle"/>
+        <w:rPr>
+          <w:lang w:val="en-US"/>
+        </w:rPr>
+      </w:pPr>
+      <w:proofErr w:type="gramStart"/>
+      <w:r>
+        <w:rPr>
+          <w:lang w:val="en-US"/>
+        </w:rPr>
+        <w:t>D</w:t>
+      </w:r>
+      <w:r>
+        <w:rPr>
+          <w:lang w:val="en-US"/>
+        </w:rPr>
+        <w:t>M</w:t>
+      </w:r>
+      <w:r>
+        <w:rPr>
+          <w:lang w:val="en-US"/>
+        </w:rPr>
+        <w:t>L(</w:t>
+      </w:r>
+      <w:proofErr w:type="gramEnd"/>
+      <w:r>
+        <w:rPr>
+          <w:lang w:val="en-US"/>
+        </w:rPr>
+        <w:t xml:space="preserve">Data </w:t>
+      </w:r>
+      <w:r>
+        <w:rPr>
+          <w:lang w:val="en-US"/>
+        </w:rPr>
+        <w:t>Manipulation</w:t>
+      </w:r>
+      <w:r>
+        <w:rPr>
+          <w:lang w:val="en-US"/>
+        </w:rPr>
+        <w:t xml:space="preserve"> Language):</w:t>
+      </w:r>
+    </w:p>
+    <w:p>
+      <w:pPr>
+        <w:rPr>
+          <w:lang w:val="en-US"/>
+        </w:rPr>
+      </w:pPr>
+      <w:r>
+        <w:rPr>
+          <w:lang w:val="en-US"/>
+        </w:rPr>
+        <w:t xml:space="preserve">Purpose: </w:t>
+      </w:r>
+      <w:r>
+        <w:rPr>
+          <w:lang w:val="en-US"/>
+        </w:rPr>
+        <w:t>Insert, update, delete data</w:t>
+      </w:r>
+    </w:p>
+    <w:p>
+      <w:pPr>
+        <w:rPr>
+          <w:lang w:val="en-US"/>
+        </w:rPr>
+      </w:pPr>
+      <w:r>
+        <w:rPr>
+          <w:lang w:val="en-US"/>
+        </w:rPr>
+        <w:t>Common command:</w:t>
+      </w:r>
+    </w:p>
+    <w:p>
+      <w:pPr>
+        <w:rPr>
+          <w:lang w:val="en-US"/>
+        </w:rPr>
+      </w:pPr>
+      <w:r>
+        <w:rPr>
+          <w:lang w:val="en-US"/>
+        </w:rPr>
+        <w:t>INSERT</w:t>
+      </w:r>
+      <w:r>
+        <w:rPr>
+          <w:lang w:val="en-US"/>
+        </w:rPr>
+        <w:t xml:space="preserve">, </w:t>
+      </w:r>
+      <w:r>
+        <w:rPr>
+          <w:lang w:val="en-US"/>
+        </w:rPr>
+        <w:t>UPDATE</w:t>
+      </w:r>
+      <w:r>
+        <w:rPr>
+          <w:lang w:val="en-US"/>
+        </w:rPr>
+        <w:t xml:space="preserve">, </w:t>
+      </w:r>
+      <w:r>
+        <w:rPr>
+          <w:lang w:val="en-US"/>
+        </w:rPr>
+        <w:t>DELETE</w:t>
+      </w:r>
+      <w:r>
+        <w:rPr>
+          <w:lang w:val="en-US"/>
+        </w:rPr>
+        <w:t xml:space="preserve">, </w:t>
+      </w:r>
+      <w:r>
+        <w:rPr>
+          <w:lang w:val="en-US"/>
+        </w:rPr>
+        <w:t>MERGE</w:t>
+      </w:r>
+    </w:p>
+    <w:p>
+      <w:pPr>
+        <w:pStyle w:val="Subtitle"/>
+        <w:rPr>
+          <w:lang w:val="en-US"/>
+        </w:rPr>
+      </w:pPr>
+      <w:proofErr w:type="gramStart"/>
+      <w:r>
+        <w:rPr>
+          <w:lang w:val="en-US"/>
+        </w:rPr>
+        <w:t>D</w:t>
+      </w:r>
+      <w:r>
+        <w:rPr>
+          <w:lang w:val="en-US"/>
+        </w:rPr>
+        <w:t>Q</w:t>
+      </w:r>
+      <w:r>
+        <w:rPr>
+          <w:lang w:val="en-US"/>
+        </w:rPr>
+        <w:t>L(</w:t>
+      </w:r>
+      <w:proofErr w:type="gramEnd"/>
+      <w:r>
+        <w:rPr>
+          <w:lang w:val="en-US"/>
+        </w:rPr>
+        <w:t xml:space="preserve">Data </w:t>
+      </w:r>
+      <w:r>
+        <w:rPr>
+          <w:lang w:val="en-US"/>
+        </w:rPr>
+        <w:t>Query</w:t>
+      </w:r>
+      <w:r>
+        <w:rPr>
+          <w:lang w:val="en-US"/>
+        </w:rPr>
+        <w:t xml:space="preserve"> Language):</w:t>
+      </w:r>
+    </w:p>
+    <w:p>
+      <w:pPr>
+        <w:rPr>
+          <w:lang w:val="en-US"/>
+        </w:rPr>
+      </w:pPr>
+      <w:r>
+        <w:rPr>
+          <w:lang w:val="en-US"/>
+        </w:rPr>
+        <w:t xml:space="preserve">Purpose: </w:t>
+      </w:r>
+      <w:r>
+        <w:rPr>
+          <w:lang w:val="en-US"/>
+        </w:rPr>
+        <w:t>Retrieve data from database</w:t>
+      </w:r>
+    </w:p>
+    <w:p>
+      <w:pPr>
+        <w:rPr>
+          <w:lang w:val="en-US"/>
+        </w:rPr>
+      </w:pPr>
+      <w:r>
+        <w:rPr>
+          <w:lang w:val="en-US"/>
+        </w:rPr>
+        <w:t>Common command:</w:t>
+      </w:r>
+    </w:p>
+    <w:p>
+      <w:pPr>
+        <w:rPr>
+          <w:lang w:val="en-US"/>
+        </w:rPr>
+      </w:pPr>
+      <w:r>
+        <w:rPr>
+          <w:lang w:val="en-US"/>
+        </w:rPr>
+        <w:t>SELECT</w:t>
+      </w:r>
+    </w:p>
+    <w:p>
+      <w:pPr>
+        <w:pStyle w:val="Subtitle"/>
+        <w:rPr>
+          <w:lang w:val="en-US"/>
+        </w:rPr>
+      </w:pPr>
+      <w:proofErr w:type="gramStart"/>
+      <w:r>
+        <w:rPr>
+          <w:lang w:val="en-US"/>
+        </w:rPr>
+        <w:t>D</w:t>
+      </w:r>
+      <w:r>
+        <w:rPr>
+          <w:lang w:val="en-US"/>
+        </w:rPr>
+        <w:t>C</w:t>
+      </w:r>
+      <w:r>
+        <w:rPr>
+          <w:lang w:val="en-US"/>
+        </w:rPr>
+        <w:t>L(</w:t>
+      </w:r>
+      <w:proofErr w:type="gramEnd"/>
+      <w:r>
+        <w:rPr>
+          <w:lang w:val="en-US"/>
+        </w:rPr>
+        <w:t xml:space="preserve">Data </w:t>
+      </w:r>
+      <w:r>
+        <w:rPr>
+          <w:lang w:val="en-US"/>
+        </w:rPr>
+        <w:t>Control</w:t>
+      </w:r>
+      <w:r>
+        <w:rPr>
+          <w:lang w:val="en-US"/>
+        </w:rPr>
+        <w:t xml:space="preserve"> Language):</w:t>
+      </w:r>
+    </w:p>
+    <w:p>
+      <w:pPr>
+        <w:rPr>
+          <w:lang w:val="en-US"/>
+        </w:rPr>
+      </w:pPr>
+      <w:r>
+        <w:rPr>
+          <w:lang w:val="en-US"/>
+        </w:rPr>
+        <w:t xml:space="preserve">Purpose: </w:t>
+      </w:r>
+      <w:r>
+        <w:rPr>
+          <w:lang w:val="en-US"/>
+        </w:rPr>
+        <w:t>Control user access and permission</w:t>
+      </w:r>
+    </w:p>
+    <w:p>
+      <w:pPr>
+        <w:rPr>
+          <w:lang w:val="en-US"/>
+        </w:rPr>
+      </w:pPr>
+      <w:r>
+        <w:rPr>
+          <w:lang w:val="en-US"/>
+        </w:rPr>
+        <w:t>Common command:</w:t>
+      </w:r>
+    </w:p>
+    <w:p>
+      <w:pPr>
+        <w:rPr>
+          <w:lang w:val="en-US"/>
+        </w:rPr>
+      </w:pPr>
+      <w:r>
+        <w:rPr>
+          <w:lang w:val="en-US"/>
+        </w:rPr>
+        <w:t>GRANT, REVOKE</w:t>
+      </w:r>
+    </w:p>
+    <w:p>
+      <w:pPr>
+        <w:pStyle w:val="Subtitle"/>
+        <w:rPr>
+          <w:lang w:val="en-US"/>
+        </w:rPr>
+      </w:pPr>
+      <w:proofErr w:type="gramStart"/>
+      <w:r>
+        <w:rPr>
+          <w:lang w:val="en-US"/>
+        </w:rPr>
+        <w:t>TC</w:t>
+      </w:r>
+      <w:r>
+        <w:rPr>
+          <w:lang w:val="en-US"/>
+        </w:rPr>
+        <w:t>L(</w:t>
+      </w:r>
+      <w:proofErr w:type="gramEnd"/>
+      <w:r>
+        <w:rPr>
+          <w:lang w:val="en-US"/>
+        </w:rPr>
+        <w:t>Transaction</w:t>
+      </w:r>
+      <w:r>
+        <w:rPr>
+          <w:lang w:val="en-US"/>
+        </w:rPr>
+        <w:t xml:space="preserve"> </w:t>
+      </w:r>
+      <w:r>
+        <w:rPr>
+          <w:lang w:val="en-US"/>
+        </w:rPr>
+        <w:t>Control</w:t>
+      </w:r>
+      <w:r>
+        <w:rPr>
+          <w:lang w:val="en-US"/>
+        </w:rPr>
+        <w:t xml:space="preserve"> Language):</w:t>
+      </w:r>
+    </w:p>
+    <w:p>
+      <w:pPr>
+        <w:rPr>
+          <w:lang w:val="en-US"/>
+        </w:rPr>
+      </w:pPr>
+      <w:r>
+        <w:rPr>
+          <w:lang w:val="en-US"/>
+        </w:rPr>
+        <w:t xml:space="preserve">Purpose: </w:t>
+      </w:r>
+      <w:r>
+        <w:rPr>
+          <w:lang w:val="en-US"/>
+        </w:rPr>
+        <w:t>Manage database transaction</w:t>
+      </w:r>
+    </w:p>
+    <w:p>
+      <w:pPr>
+        <w:rPr>
+          <w:lang w:val="en-US"/>
+        </w:rPr>
+      </w:pPr>
+      <w:r>
+        <w:rPr>
+          <w:lang w:val="en-US"/>
+        </w:rPr>
+        <w:t>Common command:</w:t>
+      </w:r>
+    </w:p>
+    <w:p>
+      <w:pPr>
+        <w:rPr>
+          <w:lang w:val="en-US"/>
+        </w:rPr>
+      </w:pPr>
+      <w:r>
+        <w:rPr>
+          <w:lang w:val="en-US"/>
+        </w:rPr>
+        <w:t>COMMIT, ROLLBACK, SAVEPOINT, SET TRANSACTION</w:t>
+      </w:r>
+    </w:p>
+    <w:p>
+      <w:pPr>
+        <w:pStyle w:val="Heading1"/>
+        <w:rPr>
+          <w:lang w:val="en-US"/>
+        </w:rPr>
+      </w:pPr>
+      <w:r>
+        <w:rPr>
+          <w:lang w:val="en-US"/>
+        </w:rPr>
+        <w:t>Numeric Data Types</w:t>
+      </w:r>
+    </w:p>
+    <w:p>
+      <w:pPr>
+        <w:rPr>
+          <w:lang w:val="en-US"/>
+        </w:rPr>
+      </w:pPr>
+      <w:r>
+        <w:rPr>
+          <w:lang w:val="en-US"/>
+        </w:rPr>
+        <w:t xml:space="preserve">INT, BIGINT, FLOAT, DOUBLE, </w:t>
+      </w:r>
+      <w:proofErr w:type="gramStart"/>
+      <w:r>
+        <w:rPr>
+          <w:lang w:val="en-US"/>
+        </w:rPr>
+        <w:t>DECIMAL(</w:t>
+      </w:r>
+      <w:proofErr w:type="gramEnd"/>
+      <w:r>
+        <w:rPr>
+          <w:lang w:val="en-US"/>
+        </w:rPr>
+        <w:t>10,2)</w:t>
+      </w:r>
+    </w:p>
+    <w:p>
+      <w:pPr>
+        <w:pStyle w:val="Heading1"/>
+        <w:rPr>
+          <w:lang w:val="en-US"/>
+        </w:rPr>
+      </w:pPr>
+      <w:r>
+        <w:rPr>
+          <w:lang w:val="en-US"/>
+        </w:rPr>
+        <w:t>Character Data Types</w:t>
+      </w:r>
+    </w:p>
+    <w:p>
+      <w:pPr>
+        <w:rPr>
+          <w:lang w:val="en-US"/>
+        </w:rPr>
+      </w:pPr>
+      <w:r>
+        <w:rPr>
+          <w:lang w:val="en-US"/>
+        </w:rPr>
+        <w:t xml:space="preserve">CHAR(n) </w:t>
+      </w:r>
+      <w:r>
+        <w:rPr>
+          <w:lang w:val="en-US"/>
+        </w:rPr>
+        <w:sym w:font="Wingdings" w:char="F0E0"/>
+      </w:r>
+      <w:r>
+        <w:rPr>
+          <w:lang w:val="en-US"/>
+        </w:rPr>
+        <w:t>fixed length text</w:t>
+      </w:r>
+    </w:p>
+    <w:p>
+      <w:pPr>
+        <w:rPr>
+          <w:lang w:val="en-US"/>
+        </w:rPr>
+      </w:pPr>
+      <w:r>
+        <w:rPr>
+          <w:lang w:val="en-US"/>
+        </w:rPr>
+        <w:t>VARCHAR(n)</w:t>
+      </w:r>
+      <w:r>
+        <w:rPr>
+          <w:lang w:val="en-US"/>
+        </w:rPr>
+        <w:sym w:font="Wingdings" w:char="F0E0"/>
+      </w:r>
+      <w:r>
+        <w:rPr>
+          <w:lang w:val="en-US"/>
+        </w:rPr>
+        <w:t>variable length text</w:t>
+      </w:r>
+    </w:p>
+    <w:p>
+      <w:pPr>
+        <w:rPr>
+          <w:lang w:val="en-US"/>
+        </w:rPr>
+      </w:pPr>
+      <w:r>
+        <w:rPr>
+          <w:lang w:val="en-US"/>
+        </w:rPr>
+        <w:t xml:space="preserve">TEXT </w:t>
+      </w:r>
+      <w:r>
+        <w:rPr>
+          <w:lang w:val="en-US"/>
+        </w:rPr>
+        <w:sym w:font="Wingdings" w:char="F0E0"/>
+      </w:r>
+      <w:r>
+        <w:rPr>
+          <w:lang w:val="en-US"/>
+        </w:rPr>
+        <w:t>Large text</w:t>
+      </w:r>
+    </w:p>
+    <w:p>
+      <w:pPr>
+        <w:rPr>
+          <w:lang w:val="en-US"/>
+        </w:rPr>
+      </w:pPr>
+    </w:p>
+    <w:p>
+      <w:pPr>
+        <w:rPr>
+          <w:lang w:val="en-US"/>
+        </w:rPr>
+      </w:pPr>
+    </w:p>
+    <w:p>
+      <w:pPr>
+        <w:rPr>
+          <w:lang w:val="en-US"/>
+        </w:rPr>
+      </w:pPr>
+      <w:r>
+        <w:rPr>
+          <w:lang w:val="en-US"/>
+        </w:rPr>
+        <w:lastRenderedPageBreak/>
+        <w:t>Difference char varchar</w:t>
+      </w:r>
+    </w:p>
+    <w:p>
+      <w:pPr>
+        <w:rPr>
+          <w:lang w:val="en-US"/>
+        </w:rPr>
+      </w:pPr>
+      <w:proofErr w:type="gramStart"/>
+      <w:r>
+        <w:rPr>
+          <w:lang w:val="en-US"/>
+        </w:rPr>
+        <w:t>Char(</w:t>
+      </w:r>
+      <w:proofErr w:type="gramEnd"/>
+      <w:r>
+        <w:rPr>
+          <w:lang w:val="en-US"/>
+        </w:rPr>
+        <w:t>10)</w:t>
+      </w:r>
+    </w:p>
+    <w:p>
+      <w:pPr>
+        <w:rPr>
+          <w:lang w:val="en-US"/>
+        </w:rPr>
+      </w:pPr>
+      <w:r>
+        <w:rPr>
+          <w:lang w:val="en-US"/>
+        </w:rPr>
+        <w:t>Rahul_____</w:t>
+      </w:r>
+    </w:p>
+    <w:p>
+      <w:pPr>
+        <w:rPr>
+          <w:lang w:val="en-US"/>
+        </w:rPr>
+      </w:pPr>
+      <w:proofErr w:type="gramStart"/>
+      <w:r>
+        <w:rPr>
+          <w:lang w:val="en-US"/>
+        </w:rPr>
+        <w:t>Varchar(</w:t>
+      </w:r>
+      <w:proofErr w:type="gramEnd"/>
+      <w:r>
+        <w:rPr>
+          <w:lang w:val="en-US"/>
+        </w:rPr>
+        <w:t>10)</w:t>
+      </w:r>
+    </w:p>
+    <w:p>
+      <w:pPr>
+        <w:rPr>
+          <w:lang w:val="en-US"/>
+        </w:rPr>
+      </w:pPr>
+      <w:r>
+        <w:rPr>
+          <w:lang w:val="en-US"/>
+        </w:rPr>
+        <w:t>Rahul</w:t>
+      </w:r>
+    </w:p>
+    <w:p>
+      <w:pPr>
+        <w:pStyle w:val="Heading1"/>
+        <w:rPr>
+          <w:lang w:val="en-US"/>
+        </w:rPr>
+      </w:pPr>
+      <w:r>
+        <w:rPr>
+          <w:lang w:val="en-US"/>
+        </w:rPr>
+        <w:t>DATE and TIME Data Types</w:t>
+      </w:r>
+    </w:p>
+    <w:p>
+      <w:pPr>
+        <w:rPr>
+          <w:lang w:val="en-US"/>
+        </w:rPr>
+      </w:pPr>
+      <w:r>
+        <w:rPr>
+          <w:lang w:val="en-US"/>
+        </w:rPr>
+        <w:t>DATE (YYYY-MM-DD)</w:t>
+      </w:r>
+    </w:p>
+    <w:p>
+      <w:pPr>
+        <w:rPr>
+          <w:lang w:val="en-US"/>
+        </w:rPr>
+      </w:pPr>
+      <w:r>
+        <w:rPr>
+          <w:lang w:val="en-US"/>
+        </w:rPr>
+        <w:t>TIME (HH:</w:t>
+      </w:r>
+      <w:proofErr w:type="gramStart"/>
+      <w:r>
+        <w:rPr>
+          <w:lang w:val="en-US"/>
+        </w:rPr>
+        <w:t>MM:SS</w:t>
+      </w:r>
+      <w:proofErr w:type="gramEnd"/>
+      <w:r>
+        <w:rPr>
+          <w:lang w:val="en-US"/>
+        </w:rPr>
+        <w:t>)</w:t>
+      </w:r>
+    </w:p>
+    <w:p>
+      <w:pPr>
+        <w:rPr>
+          <w:lang w:val="en-US"/>
+        </w:rPr>
+      </w:pPr>
+      <w:r>
+        <w:rPr>
+          <w:lang w:val="en-US"/>
+        </w:rPr>
+        <w:t>DATETIME</w:t>
+      </w:r>
+    </w:p>
+    <w:p>
+      <w:pPr>
+        <w:rPr>
+          <w:lang w:val="en-US"/>
+        </w:rPr>
+      </w:pPr>
+      <w:r>
+        <w:rPr>
+          <w:lang w:val="en-US"/>
+        </w:rPr>
+        <w:t>TIMESTAMP</w:t>
+      </w:r>
+      <w:r>
+        <w:rPr>
+          <w:lang w:val="en-US"/>
+        </w:rPr>
+        <w:sym w:font="Wingdings" w:char="F0E0"/>
+      </w:r>
+      <w:r>
+        <w:rPr>
+          <w:lang w:val="en-US"/>
+        </w:rPr>
+        <w:t>Automatically stores current timestamps</w:t>
+      </w:r>
+    </w:p>
+    <w:p>
+      <w:pPr>
+        <w:rPr>
+          <w:lang w:val="en-US"/>
+        </w:rPr>
+      </w:pPr>
+      <w:r>
+        <w:rPr>
+          <w:lang w:val="en-US"/>
+        </w:rPr>
+        <w:t>YEAR</w:t>
+      </w:r>
+    </w:p>
+    <w:p>
+      <w:pPr>
+        <w:rPr>
+          <w:lang w:val="en-US"/>
+        </w:rPr>
+      </w:pPr>
+    </w:p>
+    <w:p>
+      <w:pPr>
+        <w:rPr>
+          <w:lang w:val="en-US"/>
+        </w:rPr>
+      </w:pPr>
+      <w:r>
+        <w:rPr>
+          <w:lang w:val="en-US"/>
+        </w:rPr>
+        <w:t>show tables;</w:t>
+      </w:r>
+    </w:p>
+    <w:p>
+      <w:pPr>
+        <w:rPr>
+          <w:lang w:val="en-US"/>
+        </w:rPr>
+      </w:pPr>
+      <w:r>
+        <w:rPr>
+          <w:lang w:val="en-US"/>
+        </w:rPr>
+        <w:t>desc department;</w:t>
+      </w:r>
+    </w:p>
+    <w:p>
+      <w:pPr>
+        <w:rPr>
+          <w:lang w:val="en-US"/>
+        </w:rPr>
+      </w:pPr>
+      <w:r>
+        <w:rPr>
+          <w:lang w:val="en-US"/>
+        </w:rPr>
+        <w:t>-- Add Column --</w:t>
+      </w:r>
+    </w:p>
+    <w:p>
+      <w:pPr>
+        <w:rPr>
+          <w:lang w:val="en-US"/>
+        </w:rPr>
+      </w:pPr>
+      <w:r>
+        <w:rPr>
+          <w:lang w:val="en-US"/>
+        </w:rPr>
+        <w:t>alter table department</w:t>
+      </w:r>
+    </w:p>
+    <w:p>
+      <w:pPr>
+        <w:rPr>
+          <w:lang w:val="en-US"/>
+        </w:rPr>
+      </w:pPr>
+      <w:r>
+        <w:rPr>
+          <w:lang w:val="en-US"/>
+        </w:rPr>
+        <w:t xml:space="preserve">add </w:t>
+      </w:r>
+      <w:proofErr w:type="spellStart"/>
+      <w:r>
+        <w:rPr>
+          <w:lang w:val="en-US"/>
+        </w:rPr>
+        <w:t>dept_email</w:t>
+      </w:r>
+      <w:proofErr w:type="spellEnd"/>
+      <w:r>
+        <w:rPr>
+          <w:lang w:val="en-US"/>
+        </w:rPr>
+        <w:t xml:space="preserve"> </w:t>
+      </w:r>
+      <w:proofErr w:type="gramStart"/>
+      <w:r>
+        <w:rPr>
+          <w:lang w:val="en-US"/>
+        </w:rPr>
+        <w:t>varchar(</w:t>
+      </w:r>
+      <w:proofErr w:type="gramEnd"/>
+      <w:r>
+        <w:rPr>
+          <w:lang w:val="en-US"/>
+        </w:rPr>
+        <w:t>30) not null;</w:t>
+      </w:r>
+    </w:p>
+    <w:p>
+      <w:pPr>
+        <w:rPr>
+          <w:lang w:val="en-US"/>
+        </w:rPr>
+      </w:pPr>
+      <w:r>
+        <w:rPr>
+          <w:lang w:val="en-US"/>
+        </w:rPr>
+        <w:t>-- Modify Column--</w:t>
+      </w:r>
+    </w:p>
+    <w:p>
+      <w:pPr>
+        <w:rPr>
+          <w:lang w:val="en-US"/>
+        </w:rPr>
+      </w:pPr>
+      <w:r>
+        <w:rPr>
+          <w:lang w:val="en-US"/>
+        </w:rPr>
+        <w:t>alter table department</w:t>
+      </w:r>
+    </w:p>
+    <w:p>
+      <w:pPr>
+        <w:rPr>
+          <w:lang w:val="en-US"/>
+        </w:rPr>
+      </w:pPr>
+      <w:r>
+        <w:rPr>
+          <w:lang w:val="en-US"/>
+        </w:rPr>
+        <w:t xml:space="preserve">modify </w:t>
+      </w:r>
+      <w:proofErr w:type="spellStart"/>
+      <w:r>
+        <w:rPr>
+          <w:lang w:val="en-US"/>
+        </w:rPr>
+        <w:t>dept_email</w:t>
+      </w:r>
+      <w:proofErr w:type="spellEnd"/>
+      <w:r>
+        <w:rPr>
+          <w:lang w:val="en-US"/>
+        </w:rPr>
+        <w:t xml:space="preserve"> </w:t>
+      </w:r>
+      <w:proofErr w:type="gramStart"/>
+      <w:r>
+        <w:rPr>
+          <w:lang w:val="en-US"/>
+        </w:rPr>
+        <w:t>varchar(</w:t>
+      </w:r>
+      <w:proofErr w:type="gramEnd"/>
+      <w:r>
+        <w:rPr>
+          <w:lang w:val="en-US"/>
+        </w:rPr>
+        <w:t>100) not null;</w:t>
+      </w:r>
+    </w:p>
+    <w:p>
+      <w:pPr>
+        <w:rPr>
+          <w:lang w:val="en-US"/>
+        </w:rPr>
+      </w:pPr>
+      <w:r>
+        <w:rPr>
+          <w:lang w:val="en-US"/>
+        </w:rPr>
+        <w:t>-- drop table--</w:t>
+      </w:r>
+    </w:p>
+    <w:p>
+      <w:pPr>
+        <w:rPr>
+          <w:lang w:val="en-US"/>
+        </w:rPr>
+      </w:pPr>
+      <w:r>
+        <w:rPr>
+          <w:lang w:val="en-US"/>
+        </w:rPr>
+        <w:t>drop table department;</w:t>
+      </w:r>
+    </w:p>
+    <w:p>
+      <w:pPr>
+        <w:rPr>
+          <w:lang w:val="en-US"/>
+        </w:rPr>
+      </w:pPr>
+      <w:r>
+        <w:rPr>
+          <w:lang w:val="en-US"/>
+        </w:rPr>
+        <w:t>-- Rename table--</w:t>
+      </w:r>
+    </w:p>
+    <w:p>
+      <w:pPr>
+        <w:rPr>
+          <w:lang w:val="en-US"/>
+        </w:rPr>
+      </w:pPr>
+      <w:r>
+        <w:rPr>
+          <w:lang w:val="en-US"/>
+        </w:rPr>
+        <w:t xml:space="preserve">rename table students to </w:t>
+      </w:r>
+      <w:proofErr w:type="spellStart"/>
+      <w:r>
+        <w:rPr>
+          <w:lang w:val="en-US"/>
+        </w:rPr>
+        <w:t>student_records</w:t>
+      </w:r>
+      <w:proofErr w:type="spellEnd"/>
+      <w:r>
+        <w:rPr>
+          <w:lang w:val="en-US"/>
+        </w:rPr>
+        <w:t>;</w:t>
+      </w:r>
+    </w:p>
+    <w:p>
+      <w:pPr>
+        <w:rPr>
+          <w:lang w:val="en-US"/>
+        </w:rPr>
+      </w:pPr>
+      <w:r>
+        <w:rPr>
+          <w:lang w:val="en-US"/>
+        </w:rPr>
+        <w:t>-- creating employee table--</w:t>
+      </w:r>
+    </w:p>
+    <w:p>
+      <w:pPr>
+        <w:rPr>
+          <w:lang w:val="en-US"/>
+        </w:rPr>
+      </w:pPr>
+      <w:r>
+        <w:rPr>
+          <w:lang w:val="en-US"/>
+        </w:rPr>
+        <w:t>create table employee (</w:t>
+      </w:r>
+    </w:p>
+    <w:p>
+      <w:pPr>
+        <w:rPr>
+          <w:lang w:val="en-US"/>
+        </w:rPr>
+      </w:pPr>
+      <w:r>
+        <w:rPr>
+          <w:lang w:val="en-US"/>
+        </w:rPr>
+        <w:tab/>
+        <w:t xml:space="preserve">name </w:t>
+      </w:r>
+      <w:proofErr w:type="gramStart"/>
+      <w:r>
+        <w:rPr>
+          <w:lang w:val="en-US"/>
+        </w:rPr>
+        <w:t>varchar(</w:t>
+      </w:r>
+      <w:proofErr w:type="gramEnd"/>
+      <w:r>
+        <w:rPr>
+          <w:lang w:val="en-US"/>
+        </w:rPr>
+        <w:t>20) not null,</w:t>
+      </w:r>
+    </w:p>
+    <w:p>
+      <w:pPr>
+        <w:rPr>
+          <w:lang w:val="en-US"/>
+        </w:rPr>
+      </w:pPr>
+      <w:r>
+        <w:rPr>
+          <w:lang w:val="en-US"/>
+        </w:rPr>
+        <w:t xml:space="preserve">    salary float</w:t>
+      </w:r>
+    </w:p>
+    <w:p>
+      <w:pPr>
+        <w:rPr>
+          <w:lang w:val="en-US"/>
+        </w:rPr>
+      </w:pPr>
+      <w:r>
+        <w:rPr>
+          <w:lang w:val="en-US"/>
+        </w:rPr>
+        <w:t>);</w:t>
+      </w:r>
+    </w:p>
+    <w:p>
+      <w:pPr>
+        <w:rPr>
+          <w:lang w:val="en-US"/>
+        </w:rPr>
+      </w:pPr>
+      <w:r>
+        <w:rPr>
+          <w:lang w:val="en-US"/>
+        </w:rPr>
+        <w:t>desc employee;</w:t>
+      </w:r>
+    </w:p>
+    <w:p>
+      <w:pPr>
+        <w:rPr>
+          <w:lang w:val="en-US"/>
+        </w:rPr>
+      </w:pPr>
+    </w:p>
+    <w:p>
+      <w:pPr>
+        <w:pStyle w:val="ListParagraph"/>
+        <w:numPr>
+          <w:ilvl w:val="0"/>
+          <w:numId w:val="5"/>
+        </w:numPr>
+        <w:rPr>
+          <w:lang w:val="en-US"/>
+        </w:rPr>
+      </w:pPr>
+      <w:r>
+        <w:rPr>
+          <w:lang w:val="en-US"/>
+        </w:rPr>
+        <w:lastRenderedPageBreak/>
+        <w:t>Add new column email</w:t>
+      </w:r>
+    </w:p>
+    <w:p>
+      <w:pPr>
+        <w:pStyle w:val="ListParagraph"/>
+        <w:numPr>
+          <w:ilvl w:val="0"/>
+          <w:numId w:val="5"/>
+        </w:numPr>
+        <w:rPr>
+          <w:lang w:val="en-US"/>
+        </w:rPr>
+      </w:pPr>
+      <w:r>
+        <w:rPr>
+          <w:lang w:val="en-US"/>
+        </w:rPr>
+        <w:t xml:space="preserve">Modify salary type Decimal </w:t>
+      </w:r>
+      <w:proofErr w:type="spellStart"/>
+      <w:r>
+        <w:rPr>
+          <w:lang w:val="en-US"/>
+        </w:rPr>
+        <w:t>upto</w:t>
+      </w:r>
+      <w:proofErr w:type="spellEnd"/>
+      <w:r>
+        <w:rPr>
+          <w:lang w:val="en-US"/>
+        </w:rPr>
+        <w:t xml:space="preserve"> 2 </w:t>
+      </w:r>
+      <w:proofErr w:type="gramStart"/>
+      <w:r>
+        <w:rPr>
+          <w:lang w:val="en-US"/>
+        </w:rPr>
+        <w:t>place</w:t>
+      </w:r>
+      <w:proofErr w:type="gramEnd"/>
+    </w:p>
+    <w:p>
+      <w:pPr>
+        <w:pStyle w:val="ListParagraph"/>
+        <w:numPr>
+          <w:ilvl w:val="0"/>
+          <w:numId w:val="5"/>
+        </w:numPr>
+        <w:rPr>
+          <w:lang w:val="en-US"/>
+        </w:rPr>
+      </w:pPr>
+      <w:r>
+        <w:rPr>
+          <w:lang w:val="en-US"/>
+        </w:rPr>
+        <w:t>Drop email column</w:t>
+      </w:r>
+    </w:p>
+    <w:p>
+      <w:pPr>
+        <w:pStyle w:val="ListParagraph"/>
+        <w:numPr>
+          <w:ilvl w:val="0"/>
+          <w:numId w:val="5"/>
+        </w:numPr>
+        <w:rPr>
+          <w:lang w:val="en-US"/>
+        </w:rPr>
+      </w:pPr>
+      <w:r>
+        <w:rPr>
+          <w:lang w:val="en-US"/>
+        </w:rPr>
+        <w:t>Rename employee table to staff</w:t>
+      </w:r>
+    </w:p>
+    <w:p>
+      <w:pPr>
+        <w:rPr>
+          <w:lang w:val="en-US"/>
+        </w:rPr>
+      </w:pPr>
+    </w:p>
+    <w:p>
+      <w:pPr>
+        <w:rPr>
+          <w:lang w:val="en-US"/>
+        </w:rPr>
+      </w:pPr>
+      <w:r>
+        <w:rPr>
+          <w:lang w:val="en-US"/>
+        </w:rPr>
+        <w:t xml:space="preserve">alter table employee add column email </w:t>
+      </w:r>
+      <w:proofErr w:type="gramStart"/>
+      <w:r>
+        <w:rPr>
+          <w:lang w:val="en-US"/>
+        </w:rPr>
+        <w:t>varchar(</w:t>
+      </w:r>
+      <w:proofErr w:type="gramEnd"/>
+      <w:r>
+        <w:rPr>
+          <w:lang w:val="en-US"/>
+        </w:rPr>
+        <w:t>30) unique;</w:t>
+      </w:r>
+    </w:p>
+    <w:p>
+      <w:pPr>
+        <w:rPr>
+          <w:lang w:val="en-US"/>
+        </w:rPr>
+      </w:pPr>
+      <w:r>
+        <w:rPr>
+          <w:lang w:val="en-US"/>
+        </w:rPr>
+        <w:t>alter table employee add column age int check(age&gt;=18);</w:t>
+      </w:r>
+    </w:p>
+    <w:p>
+      <w:pPr>
+        <w:rPr>
+          <w:lang w:val="en-US"/>
+        </w:rPr>
+      </w:pPr>
+      <w:r>
+        <w:rPr>
+          <w:lang w:val="en-US"/>
+        </w:rPr>
+        <w:t>alter table employee modify column name varchar(10) default 'Unknown';</w:t>
+      </w:r>
     </w:p>
     <w:p>
       <w:pPr>
@@ -1342,6 +2657,92 @@
     </w:lvl>
   </w:abstractNum>
   <w:abstractNum w:abstractNumId="2" w15:restartNumberingAfterBreak="0">
+    <w:nsid w:val="3E3777F5"/>
+    <w:multiLevelType w:val="hybridMultilevel"/>
+    <w:tmpl w:val="ACF8146E"/>
+    <w:lvl w:ilvl="0" w:tplc="0809000F">
+      <w:start w:val="1"/>
+      <w:numFmt w:val="decimal"/>
+      <w:lvlText w:val="%1."/>
+      <w:lvlJc w:val="left"/>
+      <w:pPr>
+        <w:ind w:left="720" w:hanging="360"/>
+      </w:pPr>
+    </w:lvl>
+    <w:lvl w:ilvl="1" w:tplc="08090019" w:tentative="1">
+      <w:start w:val="1"/>
+      <w:numFmt w:val="lowerLetter"/>
+      <w:lvlText w:val="%2."/>
+      <w:lvlJc w:val="left"/>
+      <w:pPr>
+        <w:ind w:left="1440" w:hanging="360"/>
+      </w:pPr>
+    </w:lvl>
+    <w:lvl w:ilvl="2" w:tplc="0809001B" w:tentative="1">
+      <w:start w:val="1"/>
+      <w:numFmt w:val="lowerRoman"/>
+      <w:lvlText w:val="%3."/>
+      <w:lvlJc w:val="right"/>
+      <w:pPr>
+        <w:ind w:left="2160" w:hanging="180"/>
+      </w:pPr>
+    </w:lvl>
+    <w:lvl w:ilvl="3" w:tplc="0809000F" w:tentative="1">
+      <w:start w:val="1"/>
+      <w:numFmt w:val="decimal"/>
+      <w:lvlText w:val="%4."/>
+      <w:lvlJc w:val="left"/>
+      <w:pPr>
+        <w:ind w:left="2880" w:hanging="360"/>
+      </w:pPr>
+    </w:lvl>
+    <w:lvl w:ilvl="4" w:tplc="08090019" w:tentative="1">
+      <w:start w:val="1"/>
+      <w:numFmt w:val="lowerLetter"/>
+      <w:lvlText w:val="%5."/>
+      <w:lvlJc w:val="left"/>
+      <w:pPr>
+        <w:ind w:left="3600" w:hanging="360"/>
+      </w:pPr>
+    </w:lvl>
+    <w:lvl w:ilvl="5" w:tplc="0809001B" w:tentative="1">
+      <w:start w:val="1"/>
+      <w:numFmt w:val="lowerRoman"/>
+      <w:lvlText w:val="%6."/>
+      <w:lvlJc w:val="right"/>
+      <w:pPr>
+        <w:ind w:left="4320" w:hanging="180"/>
+      </w:pPr>
+    </w:lvl>
+    <w:lvl w:ilvl="6" w:tplc="0809000F" w:tentative="1">
+      <w:start w:val="1"/>
+      <w:numFmt w:val="decimal"/>
+      <w:lvlText w:val="%7."/>
+      <w:lvlJc w:val="left"/>
+      <w:pPr>
+        <w:ind w:left="5040" w:hanging="360"/>
+      </w:pPr>
+    </w:lvl>
+    <w:lvl w:ilvl="7" w:tplc="08090019" w:tentative="1">
+      <w:start w:val="1"/>
+      <w:numFmt w:val="lowerLetter"/>
+      <w:lvlText w:val="%8."/>
+      <w:lvlJc w:val="left"/>
+      <w:pPr>
+        <w:ind w:left="5760" w:hanging="360"/>
+      </w:pPr>
+    </w:lvl>
+    <w:lvl w:ilvl="8" w:tplc="0809001B" w:tentative="1">
+      <w:start w:val="1"/>
+      <w:numFmt w:val="lowerRoman"/>
+      <w:lvlText w:val="%9."/>
+      <w:lvlJc w:val="right"/>
+      <w:pPr>
+        <w:ind w:left="6480" w:hanging="180"/>
+      </w:pPr>
+    </w:lvl>
+  </w:abstractNum>
+  <w:abstractNum w:abstractNumId="3" w15:restartNumberingAfterBreak="0">
     <w:nsid w:val="5FC01793"/>
     <w:multiLevelType w:val="hybridMultilevel"/>
     <w:tmpl w:val="1A605C86"/>
@@ -1454,7 +2855,7 @@
       </w:rPr>
     </w:lvl>
   </w:abstractNum>
-  <w:abstractNum w:abstractNumId="3" w15:restartNumberingAfterBreak="0">
+  <w:abstractNum w:abstractNumId="4" w15:restartNumberingAfterBreak="0">
     <w:nsid w:val="76991FBF"/>
     <w:multiLevelType w:val="hybridMultilevel"/>
     <w:tmpl w:val="1884CC92"/>
@@ -1568,16 +2969,19 @@
     </w:lvl>
   </w:abstractNum>
   <w:num w:numId="1" w16cid:durableId="1075009834">
-    <w:abstractNumId w:val="3"/>
+    <w:abstractNumId w:val="4"/>
   </w:num>
   <w:num w:numId="2" w16cid:durableId="1332444955">
     <w:abstractNumId w:val="1"/>
   </w:num>
   <w:num w:numId="3" w16cid:durableId="1187018725">
-    <w:abstractNumId w:val="2"/>
+    <w:abstractNumId w:val="3"/>
   </w:num>
   <w:num w:numId="4" w16cid:durableId="1870290182">
     <w:abstractNumId w:val="0"/>
+  </w:num>
+  <w:num w:numId="5" w16cid:durableId="1011252016">
+    <w:abstractNumId w:val="2"/>
   </w:num>
 </w:numbering>
 </file>
